--- a/storage/templates/normalized-docx/BM-080/BM-080_normalized.docx
+++ b/storage/templates/normalized-docx/BM-080/BM-080_normalized.docx
@@ -964,7 +964,7 @@
           <w:rFonts w:cs="Times New Roman" w:ascii="Times New Roman" w:hAnsi="Times New Roman"/>
           <w:szCs w:val="28"/>
         </w:rPr>
-        <w:t>{{document.field}}</w:t>
+        <w:t>{{document.fullDocumentCode}}</w:t>
         <w:tab/>
       </w:r>
     </w:p>
@@ -1039,7 +1039,7 @@
           <w:spacing w:val="-2"/>
           <w:szCs w:val="28"/>
         </w:rPr>
-        <w:t xml:space="preserve">{{document.field}}</w:t>
+        <w:t xml:space="preserve">{{document.issueDate}}</w:t>
         <w:tab/>
       </w:r>
     </w:p>
@@ -1088,7 +1088,7 @@
           <w:spacing w:val="-2"/>
           <w:szCs w:val="28"/>
         </w:rPr>
-        <w:t xml:space="preserve">{{document.field}}</w:t>
+        <w:t xml:space="preserve">{{person.personFullName}}</w:t>
         <w:tab/>
       </w:r>
     </w:p>
@@ -1206,7 +1206,7 @@
           <w:spacing w:val="-2"/>
           <w:szCs w:val="28"/>
         </w:rPr>
-        <w:t>{{document.field}}</w:t>
+        <w:t>{{person.dateOfBirth}}</w:t>
       </w:r>
       <w:r>
         <w:rPr>
@@ -1334,7 +1334,7 @@
           <w:rFonts w:cs="Times New Roman" w:ascii="Times New Roman" w:hAnsi="Times New Roman"/>
           <w:szCs w:val="28"/>
         </w:rPr>
-        <w:t>{{document.field}}</w:t>
+        <w:t>{{person.currentAddress}}</w:t>
       </w:r>
       <w:r>
         <w:rPr>
@@ -1448,7 +1448,7 @@
                 <w:rFonts w:cs="Times New Roman" w:ascii="Times New Roman" w:hAnsi="Times New Roman"/>
                 <w:sz w:val="24"/>
               </w:rPr>
-              <w:t>{{document.field}}</w:t>
+              <w:t>{{legalBasis.legalBasisLine}}</w:t>
             </w:r>
           </w:p>
           <w:p>
